--- a/GUIDE_DEPLOIEMENT_RENDER.docx
+++ b/GUIDE_DEPLOIEMENT_RENDER.docx
@@ -1743,11 +1743,9 @@
       <w:r>
         <w:t xml:space="preserve">4. Corrections </w:t>
       </w:r>
-      <w:proofErr w:type="spellStart"/>
-      <w:r>
-        <w:t>recommandees</w:t>
-      </w:r>
-      <w:proofErr w:type="spellEnd"/>
+      <w:r>
+        <w:t>recommandées</w:t>
+      </w:r>
       <w:r>
         <w:t xml:space="preserve"> avant push</w:t>
       </w:r>
@@ -2408,6 +2406,14 @@
         </w:rPr>
         <w:t>AGENT_COLLECTE_PATH=...</w:t>
       </w:r>
+    </w:p>
+    <w:p>
+      <w:pPr>
+        <w:spacing w:after="130"/>
+        <w:rPr>
+          <w:color w:val="FF0000"/>
+        </w:rPr>
+      </w:pPr>
     </w:p>
     <w:p>
       <w:pPr>
@@ -5747,11 +5753,20 @@
     <w:p>
       <w:pPr>
         <w:spacing w:after="130"/>
-      </w:pPr>
-      <w:r>
+        <w:rPr>
+          <w:color w:val="FF0000"/>
+        </w:rPr>
+      </w:pPr>
+      <w:r>
+        <w:rPr>
+          <w:color w:val="FF0000"/>
+          <w:highlight w:val="yellow"/>
+        </w:rPr>
         <w:lastRenderedPageBreak/>
         <w:t>Ajouter les fichiers de code :</w:t>
       </w:r>
+      <w:bookmarkStart w:id="0" w:name="_GoBack"/>
+      <w:bookmarkEnd w:id="0"/>
     </w:p>
     <w:p>
       <w:pPr>
@@ -6581,11 +6596,9 @@
       <w:r>
         <w:t xml:space="preserve"> </w:t>
       </w:r>
-      <w:proofErr w:type="spellStart"/>
-      <w:r>
-        <w:t>protege</w:t>
-      </w:r>
-      <w:proofErr w:type="spellEnd"/>
+      <w:r>
+        <w:t>protège</w:t>
+      </w:r>
       <w:r>
         <w:t xml:space="preserve"> les fichiers </w:t>
       </w:r>
@@ -7284,7 +7297,13 @@
       </w:r>
       <w:proofErr w:type="spellEnd"/>
       <w:r>
-        <w:t xml:space="preserve"> non monte ;</w:t>
+        <w:t xml:space="preserve"> non mont</w:t>
+      </w:r>
+      <w:r>
+        <w:t>é</w:t>
+      </w:r>
+      <w:r>
+        <w:t xml:space="preserve"> ;</w:t>
       </w:r>
     </w:p>
     <w:p>
@@ -8418,17 +8437,7 @@
           <w:sz w:val="18"/>
           <w:szCs w:val="18"/>
         </w:rPr>
-        <w:t>monitor</w:t>
-      </w:r>
-      <w:bookmarkStart w:id="0" w:name="_GoBack"/>
-      <w:bookmarkEnd w:id="0"/>
-      <w:r>
-        <w:rPr>
-          <w:rFonts w:ascii="Courier New" w:eastAsia="Courier New" w:hAnsi="Courier New" w:cs="Courier New"/>
-          <w:sz w:val="18"/>
-          <w:szCs w:val="18"/>
-        </w:rPr>
-        <w:t>.sqlite</w:t>
+        <w:t>monitor.sqlite</w:t>
       </w:r>
       <w:proofErr w:type="spellEnd"/>
     </w:p>
@@ -9575,7 +9584,7 @@
 </file>
 
 <file path=customXml/itemProps1.xml><?xml version="1.0" encoding="utf-8"?>
-<ds:datastoreItem xmlns:ds="http://schemas.openxmlformats.org/officeDocument/2006/customXml" ds:itemID="{BA800693-DF3B-4302-99C1-CF8A414191AA}">
+<ds:datastoreItem xmlns:ds="http://schemas.openxmlformats.org/officeDocument/2006/customXml" ds:itemID="{59A67026-400E-4D7C-9DFC-BA0F7C9C7369}">
   <ds:schemaRefs>
     <ds:schemaRef ds:uri="http://schemas.openxmlformats.org/officeDocument/2006/bibliography"/>
   </ds:schemaRefs>
